--- a/projects/셀라의 문/export/셀라의_문_베타보완본.docx
+++ b/projects/셀라의 문/export/셀라의_문_베타보완본.docx
@@ -28,7 +28,7 @@
           <w:color w:val="999999"/>
           <w:sz w:val="26"/>
         </w:rPr>
-        <w:t>베타리더 시뮬레이션 보완본 (v4)</w:t>
+        <w:t>베타리더 시뮬레이션 보완본 v4.1 (페이싱 + 한국 정체성 보강)</w:t>
       </w:r>
     </w:p>
     <w:p>
@@ -81,40 +81,62 @@
         <w:rPr>
           <w:sz w:val="22"/>
         </w:rPr>
-        <w:t>수업이 끝난 교실에서, 진로 상담지를 들여다보다가 느꼈다. 초승달 모양의 작은 모반, 태어날 때부터 있었던 그 자리가 미세하게 뜨거워지는 감각. 셀라는 손목을 문질렀다. 금방 사라졌다. 아마 착각이겠지.</w:t>
-      </w:r>
-    </w:p>
-    <w:p>
-      <w:pPr>
-        <w:ind w:firstLine="567"/>
-      </w:pPr>
-      <w:r>
-        <w:rPr>
-          <w:sz w:val="22"/>
-        </w:rPr>
-        <w:t>저녁이 되자 셀라는 세인트 아이라 해안 절벽에 앉아 있었다. 콘월의 바다는 잿빛이었다. 수평선이 하늘과 물의 경계를 지우고 있었고, 갈매기 한 마리가 바람에 얹힌 채 날갯짓도 하지 않았다. 바다가 너무 넓어서 오히려 답답했다. 이 넓은 곳 어딘가에 자기 자리가 있을 텐데, 셀라에게는 그것이 보이지 않았다.</w:t>
-      </w:r>
-    </w:p>
-    <w:p>
-      <w:pPr>
-        <w:ind w:firstLine="567"/>
-      </w:pPr>
-      <w:r>
-        <w:rPr>
-          <w:sz w:val="22"/>
-        </w:rPr>
-        <w:t>바람이 검은 머리카락 사이로 바다 냄새를 밀어 넣었다. 소금과 해초와 젖은 돌. 이 냄새는 태어날 때부터 셀라의 것이었다. 떠나면 잃을 것이고, 떠나지 않으면 이 절벽이 전부가 될 것이다. 어느 쪽이 더 무서운지 셀라는 아직 모른다.</w:t>
-      </w:r>
-    </w:p>
-    <w:p>
-      <w:pPr>
-        <w:ind w:firstLine="567"/>
-      </w:pPr>
-      <w:r>
-        <w:rPr>
-          <w:sz w:val="22"/>
-        </w:rPr>
-        <w:t>뒤에서 자갈 구르는 소리가 들렸다.</w:t>
+        <w:t>수업이 끝난 교실에서, 진로 상담지를 들여다보다가 느꼈다. 초승달 모양의 작은 모반, 태어날 때부터 있었던 그 자리가 미세하게 뜨거워지는 감각. 셀라는 소매를 걷어 올려 손목 안쪽을 보았다. 모반은 평소와 다를 것 없었다. 연한 갈색, 손톱보다 작은 초승달. 열여덟 년 동안 한 번도 변한 적 없는 자리. 셀라는 손목을 문질렀다. 금방 사라졌다. 아마 착각이겠지.</w:t>
+      </w:r>
+    </w:p>
+    <w:p>
+      <w:pPr>
+        <w:ind w:firstLine="567"/>
+      </w:pPr>
+      <w:r>
+        <w:rPr>
+          <w:sz w:val="22"/>
+        </w:rPr>
+        <w:t>교실 창으로 늦은 오후의 햇살이 비스듬히 들어와 책상 위의 진로 상담지를 반으로 나누었다. 빛이 닿는 반쪽에는 이름과 학번이, 그림자에 잠긴 반쪽에는 텅 빈 칸들이 놓여 있었다. '희망 진로', '목표 대학', '졸업 후 계획'. 전부 비어 있었다. 비어 있는 것이 부끄럽다기보다, 채울 것이 정말로 없다는 사실이 가슴을 눌렀다. 다른 아이들은 간호사, 교사, 런던 대학교, 같은 글자들을 또박또박 적고 있었는데, 셀라의 펜은 이름 위에서 멈춰 있었다. 아직 셀라에게는 자기를 설명하는 단어가 없었다.</w:t>
+      </w:r>
+    </w:p>
+    <w:p>
+      <w:pPr>
+        <w:ind w:firstLine="567"/>
+      </w:pPr>
+      <w:r>
+        <w:rPr>
+          <w:sz w:val="22"/>
+        </w:rPr>
+        <w:t>저녁이 되자 셀라는 세인트 아이라 해안 절벽에 앉아 있었다. 콘월의 바다는 잿빛이었다. 수평선이 하늘과 물의 경계를 지우고 있었고, 갈매기 한 마리가 바람에 얹힌 채 날갯짓도 하지 않았다. 날갯짓 없이 떠 있는 새를 보면 때로 부러웠다. 아무 힘도 들이지 않고 어딘가에 머물 수 있다는 것이. 셀라는 힘을 주어야 겨우 여기 앉아 있었다. 바다가 너무 넓어서 오히려 답답했다. 넓은 것은 가능성의 다른 이름일 수도 있고, 방향 없음의 다른 이름일 수도 있다. 셀라에게 이 바다는 후자였다. 이 넓은 곳 어딘가에 자기 자리가 있을 텐데, 셀라에게는 그것이 보이지 않았다.</w:t>
+      </w:r>
+    </w:p>
+    <w:p>
+      <w:pPr>
+        <w:ind w:firstLine="567"/>
+      </w:pPr>
+      <w:r>
+        <w:rPr>
+          <w:sz w:val="22"/>
+        </w:rPr>
+        <w:t>바람이 검은 머리카락 사이로 바다 냄새를 밀어 넣었다. 소금과 해초와 젖은 돌. 절벽 밑에서 올라오는 물보라가 바위에 부딪히며 미세한 물방울이 되어 얼굴까지 닿았다. 짠맛이 입술 위에 묻었다. 이 냄새와 이 맛은 태어나면서부터 셀라의 것이었다. 콘월이 아닌 다른 곳에서는 아침에 눈을 떠도 이 냄새가 나지 않을 것이다. 떠나면 잃을 것이고, 떠나지 않으면 이 절벽이 전부가 될 것이다. 어느 쪽이 더 무서운지 셀라는 아직 몰랐다.</w:t>
+      </w:r>
+    </w:p>
+    <w:p>
+      <w:pPr>
+        <w:ind w:firstLine="567"/>
+      </w:pPr>
+      <w:r>
+        <w:rPr>
+          <w:sz w:val="22"/>
+        </w:rPr>
+        <w:t>한국에서는 일 년에 두 번, 봄과 가을에 작은 상자가 왔다. 셀라가 한 번도 만난 적 없는 친할머니가 보낸 것이었다. 마른 미역, 한국 과자, 가끔 인삼차 봉지. 한 번 한국 과자를 뜯어 두어 개 먹고 그만두었다. 너무 단 것도 너무 짠 것도 아닌, 어디에도 속하지 못하는 맛이었다. 엄마는 상자를 받아 부엌 위 칸에 올려놓았고 거의 손대지 않았다. 한국의 그 사람은 셀라를 어떤 이름으로 알고 있을지 — 셀라는 묻지 못했다. 모르는 것이 너무 많아서 묻는 일조차 멀어졌다. 콘월의 짠맛은 입술 위에 닿고, 한국의 단맛은 부엌 위 칸에 올라가 있었다. 두 맛 모두 셀라의 것이라고 부르기에는 거리가 있었다.</w:t>
+      </w:r>
+    </w:p>
+    <w:p>
+      <w:pPr>
+        <w:ind w:firstLine="567"/>
+      </w:pPr>
+      <w:r>
+        <w:rPr>
+          <w:sz w:val="22"/>
+        </w:rPr>
+        <w:t>뒤에서 자갈 구르는 소리가 들렸다. 작은 돌이 경사면을 타고 미끄러지며 내는 건조한 소리. 그 소리 뒤에 가벼운 발걸음이 따라왔다.</w:t>
       </w:r>
     </w:p>
     <w:p>
@@ -136,40 +158,29 @@
         <w:rPr>
           <w:sz w:val="22"/>
         </w:rPr>
-        <w:t>에밀리가 언덕을 올라오고 있었다. 붉은 점퍼가 잿빛 풍경 속에서 유일하게 살아 있는 색이었다. 숨이 차서 볼이 빨갛고, 짧은 금발이 바람에 뒤집혀 있었다. 에밀리는 언제나 이런 식이었다. 셀라가 조용히 가라앉고 있을 때, 소리를 내며 나타나는 사람.</w:t>
-      </w:r>
-    </w:p>
-    <w:p>
-      <w:pPr>
-        <w:ind w:firstLine="567"/>
-      </w:pPr>
-      <w:r>
-        <w:rPr>
-          <w:sz w:val="22"/>
-        </w:rPr>
-        <w:t>"오늘 보름달이야." 에밀리가 옆에 앉으며 말했다. 초록 눈이 반짝이고 있었다. 무언가를 계획했을 때 나오는 빛. "크로우 서클 가자."</w:t>
-      </w:r>
-    </w:p>
-    <w:p>
-      <w:pPr>
-        <w:ind w:firstLine="567"/>
-      </w:pPr>
-      <w:r>
-        <w:rPr>
-          <w:sz w:val="22"/>
-        </w:rPr>
-        <w:t>셀라의 등이 굳었다.</w:t>
-      </w:r>
-    </w:p>
-    <w:p>
-      <w:pPr>
-        <w:ind w:firstLine="567"/>
-      </w:pPr>
-      <w:r>
-        <w:rPr>
-          <w:sz w:val="22"/>
-        </w:rPr>
-        <w:t>크로우 서클. 마을 북쪽 언덕 위, 다섯 개의 돌이 원을 이루고 선 환형석. 낮에는 관광객이 사진을 찍는 곳이지만, 주민들 사이에서는 오래된 금기가 있었다. 보름달 밤에는 크로우 서클에 가지 마라. 왜냐고 물으면 아무도 이유를 말하지 않았다. 그냥 가지 마라, 라고만 했다.</w:t>
+        <w:t>에밀리가 언덕을 올라오고 있었다. 붉은 점퍼가 잿빛 풍경 속에서 유일하게 살아 있는 색이었다. 잿빛 바다, 잿빛 하늘, 잿빛 풀밭 위에 붉은 색 하나. 회색 캔버스 위에 누군가 빨간 물감을 한 점 찍어 놓은 풍경이었다. 숨이 차서 볼이 빨갛고, 짧은 금발이 바람에 뒤집혀 있었다. 에밀리는 언제나 이런 식이었다. 셀라가 조용히 가라앉고 있을 때, 소리를 내며 나타나는 사람. 색을 가져오는 사람. 셀라의 잿빛에 반드시 한 점의 빨강을 놓고 가는 사람.</w:t>
+      </w:r>
+    </w:p>
+    <w:p>
+      <w:pPr>
+        <w:ind w:firstLine="567"/>
+      </w:pPr>
+      <w:r>
+        <w:rPr>
+          <w:sz w:val="22"/>
+        </w:rPr>
+        <w:t>"오늘 보름달이야." 에밀리가 옆에 앉으며 말했다. 절벽 끝에 앉는 것이 무섭지 않은 듯 다리를 풀밭 위에 쭉 뻗었다. 초록 눈이 반짝이고 있었다. 무언가를 계획했을 때 나오는 빛. 이 빛을 보면 셀라의 위가 살짝 조여 왔다. 에밀리의 계획은 대부분 셀라를 불편한 곳으로 끌고 갔으니까. "크로우 서클 가자."</w:t>
+      </w:r>
+    </w:p>
+    <w:p>
+      <w:pPr>
+        <w:ind w:firstLine="567"/>
+      </w:pPr>
+      <w:r>
+        <w:rPr>
+          <w:sz w:val="22"/>
+        </w:rPr>
+        <w:t>셀라의 등이 굳었다. 크로우 서클. 마을 북쪽 언덕 위, 다섯 개의 돌이 원을 이루고 선 환형석. 낮에는 관광객이 사진을 찍는 곳이지만, 주민들 사이에서는 오래된 금기가 있었다. 보름달 밤에는 크로우 서클에 가지 마라. 왜냐고 물으면 아무도 이유를 말하지 않았다. 할머니도, 빵집 주인 아저씨도, 교회 목사님도. 표정만 굳어졌다. 그냥 가지 마라, 라고만 했다. 이유 없는 금기가 이유 있는 경고보다 무서운 법이다. 이유를 모르면 상상이 그 자리를 채우니까.</w:t>
       </w:r>
     </w:p>
     <w:p>
@@ -191,7 +202,7 @@
         <w:rPr>
           <w:sz w:val="22"/>
         </w:rPr>
-        <w:t>"왜?"</w:t>
+        <w:t>에밀리가 고개를 기울였다. "왜?"</w:t>
       </w:r>
     </w:p>
     <w:p>
@@ -213,18 +224,18 @@
         <w:rPr>
           <w:sz w:val="22"/>
         </w:rPr>
-        <w:t>"할머니는 검은 고양이가 길을 건너면 돌아가라는 분이야, 셀. 그 기준으로 살면 집에서 한 발자국도 못 나가." 에밀리가 셀라의 어깨를 톡 쳤다. "졸업하면 나는 런던 가고, 너는 여기 남을 수도 있잖아. 같이 미친 짓 할 시간이 얼마 안 남았다고."</w:t>
-      </w:r>
-    </w:p>
-    <w:p>
-      <w:pPr>
-        <w:ind w:firstLine="567"/>
-      </w:pPr>
-      <w:r>
-        <w:rPr>
-          <w:sz w:val="22"/>
-        </w:rPr>
-        <w:t>그 말이 다른 것보다 무겁게 내려앉았다. 에밀리가 떠나면 이 절벽에 혼자 앉게 되는 것이다. 그래도 셀라는 고개를 저었다.</w:t>
+        <w:t>"할머니는 검은 고양이가 길을 건너면 돌아가라는 분이야, 셀. 그 기준으로 살면 집에서 한 발자국도 못 나가." 에밀리가 셀라의 어깨를 톡 쳤다. 손가락이 뼈에 닿는 가벼운 충격. 에밀리의 손은 작았지만 힘이 있었다. "졸업하면 나는 런던 가고, 너는 여기 남을 수도 있잖아. 같이 미친 짓 할 시간이 얼마 안 남았다고."</w:t>
+      </w:r>
+    </w:p>
+    <w:p>
+      <w:pPr>
+        <w:ind w:firstLine="567"/>
+      </w:pPr>
+      <w:r>
+        <w:rPr>
+          <w:sz w:val="22"/>
+        </w:rPr>
+        <w:t>그 말이 다른 것보다 무겁게 내려앉았다. 런던. 에밀리가 떠나면 이 절벽에 혼자 앉게 되는 것이다. 잿빛 위에 빨간 점이 사라지면 남는 것은 전부 잿빛뿐이다. 그래도 셀라는 고개를 저었다. 두려움을 이기는 것은 에밀리의 영역이었고, 셀라의 영역은 두려움 안에 조용히 머무는 것이었다.</w:t>
       </w:r>
     </w:p>
     <w:p>
@@ -246,18 +257,18 @@
         <w:rPr>
           <w:sz w:val="22"/>
         </w:rPr>
-        <w:t>"겁나면 내 손 잡아." 에밀리가 말했다. 장난스러운 목소리였지만, 손은 진짜로 내밀고 있었다. "같이 무서워하면 반이잖아."</w:t>
-      </w:r>
-    </w:p>
-    <w:p>
-      <w:pPr>
-        <w:ind w:firstLine="567"/>
-      </w:pPr>
-      <w:r>
-        <w:rPr>
-          <w:sz w:val="22"/>
-        </w:rPr>
-        <w:t>셀라는 그 손을 보았다. 잡지 않았다. 에밀리의 손은 항상 따뜻하다는 것을 알고 있었지만, 따뜻한 손을 잡는다고 무서운 게 사라지지는 않으니까.</w:t>
+        <w:t>"겁나면 내 손 잡아." 에밀리가 말했다. 장난스러운 목소리였지만, 손은 진짜로 내밀고 있었다. 손바닥이 위를 향해 펼쳐져 있었다. 거기에 저녁 빛이 고여 있었다. "같이 무서워하면 반이잖아."</w:t>
+      </w:r>
+    </w:p>
+    <w:p>
+      <w:pPr>
+        <w:ind w:firstLine="567"/>
+      </w:pPr>
+      <w:r>
+        <w:rPr>
+          <w:sz w:val="22"/>
+        </w:rPr>
+        <w:t>셀라는 그 손을 보았다. 잡지 않았다. 에밀리의 손은 항상 따뜻하다는 것을 알고 있었지만, 따뜻한 손을 잡는다고 무서운 게 사라지지는 않으니까. 무서움은 사라지는 것이 아니라 견디는 것이라고 셀라는 믿고 있었다. 그리고 오늘 밤은 견디고 싶지 않았다.</w:t>
       </w:r>
     </w:p>
     <w:p>
@@ -279,7 +290,7 @@
         <w:rPr>
           <w:sz w:val="22"/>
         </w:rPr>
-        <w:t>셀라는 일어섰다. 돌아서서 언덕을 내려가기 시작했다. 에밀리가 뭐라고 더 말했지만, 바람이 삼켜서 들리지 않았다. 아니, 들으려 하지 않았다. 겁쟁이라고 불려도 좋았다. 실제로 겁쟁이니까.</w:t>
+        <w:t>셀라는 일어섰다. 바지에 묻은 풀을 털고, 돌아서서 언덕을 내려가기 시작했다. 등 뒤로 바다 소리가 멀어졌다. 에밀리가 뭐라고 더 말했지만, 바람이 삼켜서 들리지 않았다. 아니, 들으려 하지 않았다. 겁쟁이라고 불려도 좋았다. 실제로 겁쟁이니까. 그것은 자기 자신에 대해 확실하게 아는 몇 안 되는 사실 중 하나였다.</w:t>
       </w:r>
     </w:p>
     <w:p>
@@ -301,40 +312,29 @@
         <w:rPr>
           <w:sz w:val="22"/>
         </w:rPr>
-        <w:t>아까 교실에서와 같은 느낌. 하지만 이번에는 더 강했다. 욱신거림이 아니라 당김이었다. 마치 손목 안쪽의 모반이 무언가에 이끌리듯, 등 뒤를 향해 잡아당기는 감각. 셀라는 멈추었다. 소매를 걷었다. 어둠 속에서도 보였다. 초승달 모양의 모반이 — 아주 희미하게 — 빛나고 있었다.</w:t>
-      </w:r>
-    </w:p>
-    <w:p>
-      <w:pPr>
-        <w:ind w:firstLine="567"/>
-      </w:pPr>
-      <w:r>
-        <w:rPr>
-          <w:sz w:val="22"/>
-        </w:rPr>
-        <w:t>심장이 빨라졌다. 무섭다고 느꼈다. 동시에, 그 빛이 무엇인지 알고 싶었다. 무서움과 알고 싶음이 가슴 안에서 부딪혔고, 알고 싶음이 한 뼘 더 길었다.</w:t>
-      </w:r>
-    </w:p>
-    <w:p>
-      <w:pPr>
-        <w:ind w:firstLine="567"/>
-      </w:pPr>
-      <w:r>
-        <w:rPr>
-          <w:sz w:val="22"/>
-        </w:rPr>
-        <w:t>셀라는 돌아섰다.</w:t>
-      </w:r>
-    </w:p>
-    <w:p>
-      <w:pPr>
-        <w:ind w:firstLine="567"/>
-      </w:pPr>
-      <w:r>
-        <w:rPr>
-          <w:sz w:val="22"/>
-        </w:rPr>
-        <w:t>에밀리가 아직 절벽 위에 서 있었다. 놀란 표정으로 셀라를 보고 있었다.</w:t>
+        <w:t>아까 교실에서와 같은 느낌. 하지만 이번에는 더 강했다. 욱신거림이 아니라 당김이었다. 마치 손목 안쪽의 모반이 무언가에 이끌리듯, 등 뒤를 향해 잡아당기는 감각. 보이지 않는 실이 모반에 꿰어져 있고, 누군가 그 실을 당기는 것처럼. 셀라는 멈추었다. 소매를 걷었다. 어둠 속에서도 보였다. 초승달 모양의 모반이 — 아주 희미하게 — 빛나고 있었다. 연한 갈색이 아니었다. 은빛이었다. 피부 아래에서 빛이 새어 나오고 있었다. 살아오면서 한 번도 없었던 일이었다.</w:t>
+      </w:r>
+    </w:p>
+    <w:p>
+      <w:pPr>
+        <w:ind w:firstLine="567"/>
+      </w:pPr>
+      <w:r>
+        <w:rPr>
+          <w:sz w:val="22"/>
+        </w:rPr>
+        <w:t>심장이 빨라졌다. 무섭다고 느꼈다. 동시에, 그 빛이 무엇인지 알고 싶었다. 무서움과 알고 싶음이 가슴 안에서 부딪혔고, 알고 싶음이 한 뼘 더 길었다. 늘 이랬다. 겁이 호기심에 지는 것. 그것이 셀라의 오래된 패턴이었고, 지금까지 한 번도 좋은 결과를 가져다주지 않았는데, 몸은 이미 돌아서고 있었다.</w:t>
+      </w:r>
+    </w:p>
+    <w:p>
+      <w:pPr>
+        <w:ind w:firstLine="567"/>
+      </w:pPr>
+      <w:r>
+        <w:rPr>
+          <w:sz w:val="22"/>
+        </w:rPr>
+        <w:t>셀라는 돌아섰다. 에밀리가 아직 절벽 위에 서 있었다. 놀란 표정으로 셀라를 보고 있었다. 바람이 에밀리의 짧은 금발을 흩뜨렸고, 붉은 점퍼가 어두워지는 하늘 아래서 더 짙어 보였다.</w:t>
       </w:r>
     </w:p>
     <w:p>
@@ -391,18 +391,18 @@
         <w:rPr>
           <w:sz w:val="22"/>
         </w:rPr>
-        <w:t>마을의 불빛이 등 뒤로 작아졌다. 보름달이 구름 사이를 오갔다. 구름이 달을 가릴 때마다 세상이 먹빛으로 잠겼다가, 다시 달빛이 돌아오면 풀밭 위에 은빛이 쏟아졌다. 그 은빛은 먼 바다 위에도 길 하나를 놓고 있었다.</w:t>
-      </w:r>
-    </w:p>
-    <w:p>
-      <w:pPr>
-        <w:ind w:firstLine="567"/>
-      </w:pPr>
-      <w:r>
-        <w:rPr>
-          <w:sz w:val="22"/>
-        </w:rPr>
-        <w:t>에밀리가 앞서 걸었다. 셀라가 한 발 뒤에서 따라갔다. 언제나 이런 배치였다. 에밀리가 먼저 뛰어들고, 셀라가 뒤에서 따르는 것. 그것이 두 사람의 오래된 보폭이었다. 다만 오늘은 달랐다. 셀라의 손목이 걸을수록 뜨거워지고 있었다. 크로우 서클이 가까워질수록.</w:t>
+        <w:t>마을의 불빛이 등 뒤로 작아졌다. 집집마다 켜진 노란 창문이 하나씩 사라지고, 마지막으로 마을 끝 펍의 간판이 깜빡이다가 보이지 않게 되었다. 보름달이 구름 사이를 오갔다. 구름이 달을 가릴 때마다 세상이 먹빛으로 잠겼다가, 다시 달빛이 돌아오면 풀밭 위에 은빛이 쏟아졌다. 그 은빛은 먼 바다 위에도 길 하나를 놓고 있었다. 빛이 물 위에 길을 만드는 것을 셀라는 좋아했다. 갈 수 없는 길이지만, 있다는 것만으로 충분한 길이었다.</w:t>
+      </w:r>
+    </w:p>
+    <w:p>
+      <w:pPr>
+        <w:ind w:firstLine="567"/>
+      </w:pPr>
+      <w:r>
+        <w:rPr>
+          <w:sz w:val="22"/>
+        </w:rPr>
+        <w:t>에밀리가 앞서 걸었다. 셀라가 한 발 뒤에서 따라갔다. 언제나 이런 배치였다. 에밀리가 먼저 뛰어들고, 셀라가 뒤에서 따르는 것. 여섯 살 때 마을 뒷산의 동굴에 들어갈 때도, 열두 살 때 밤바다에서 수영할 때도, 열다섯 살 때 폐교에 몰래 들어갈 때도. 그것이 두 사람의 오래된 보폭이었다. 다만 오늘은 달랐다. 셀라의 손목이 걸을수록 뜨거워지고 있었다. 크로우 서클이 가까워질수록. 모반의 열이 손목을 넘어 팔 안쪽까지 번져 오는 것이 느껴졌다. 맥박이 뛰는 자리마다 온기가 찍혔다. 심장으로 갈수록 뜨거워지는 것이 두려웠다.</w:t>
       </w:r>
     </w:p>
     <w:p>
@@ -424,7 +424,7 @@
         <w:rPr>
           <w:sz w:val="22"/>
         </w:rPr>
-        <w:t>언덕 꼭대기에 다섯 개의 돌이 서 있었다. 달빛을 등지고 선 검은 윤곽. 낮에 보면 이끼 낀 화강암에 불과했지만, 밤의 돌들은 무언가를 기다리고 있는 것처럼 원의 안쪽을 향해 약간씩 기울어져 있었다.</w:t>
+        <w:t>언덕 꼭대기에 다섯 개의 돌이 서 있었다. 달빛을 등지고 선 검은 윤곽. 낮에 보면 이끼 낀 화강암에 불과했지만, 밤의 돌들은 달랐다. 무언가를 기다리고 있는 것처럼 원의 안쪽을 향해 약간씩 기울어져 있었다. 수천 년을 서서 안쪽의 무언가를 보고 있는 돌들. 돌이 무엇을 기다릴 수 있느냐고 묻는다면, 셀라는 답할 수 없었다. 하지만 기다리고 있다는 느낌은 부정할 수 없었다.</w:t>
       </w:r>
     </w:p>
     <w:p>
@@ -446,7 +446,7 @@
         <w:rPr>
           <w:sz w:val="22"/>
         </w:rPr>
-        <w:t>풀이 흔들리지 않았다. 소리가 사라졌다. 아까까지 머리카락을 흩뜨리던 바람도, 먼 바다의 파도 소리도. 마치 공기가 숨을 참은 것처럼.</w:t>
+        <w:t>풀이 흔들리지 않았다. 소리가 사라졌다. 아까까지 머리카락을 흩뜨리던 바람도, 먼 바다의 파도 소리도, 풀벌레의 울음도. 공기가 숨을 참은 것처럼. 세상이 정지한 것이 아니라, 이 원 안에만 다른 시간이 흐르고 있었다.</w:t>
       </w:r>
     </w:p>
     <w:p>
@@ -490,7 +490,7 @@
         <w:rPr>
           <w:sz w:val="22"/>
         </w:rPr>
-        <w:t>에밀리가 손가락을 세워 공기를 확인했다. 아무것도. 에밀리의 눈에서 처음으로, 아주 잠깐, 불안이 지나갔다. 하지만 에밀리는 불안을 오래 들고 있지 않는 사람이었다.</w:t>
+        <w:t>에밀리가 손가락을 세워 공기를 확인했다. 아무것도. 에밀리의 눈에서 처음으로, 아주 잠깐, 불안이 지나갔다. 초록 눈 안에 어두운 것이 스치고 지나갔다. 하지만 에밀리는 불안을 오래 들고 있지 않는 사람이었다. 불안을 느끼는 것과 불안에 머무는 것은 다르다. 에밀리는 전자만 했다.</w:t>
       </w:r>
     </w:p>
     <w:p>
@@ -512,7 +512,7 @@
         <w:rPr>
           <w:sz w:val="22"/>
         </w:rPr>
-        <w:t>돌 사이를 지나 원의 안으로 걸어 들어갔다. 중앙에 편평한 제단석이 놓여 있었다. 달빛이 그 위에 고여 있었다. 물처럼. 돌 위에 빛이 물처럼 고일 수 있다는 것을, 셀라는 처음 보았다.</w:t>
+        <w:t>돌 사이를 지나 원의 안으로 걸어 들어갔다. 돌과 돌 사이를 지나는 순간 피부 위로 미세한 저항이 느껴졌다. 물에 들어갈 때 수면이 피부를 누르는 것과 비슷한 감각. 중앙에 편평한 제단석이 놓여 있었다. 달빛이 그 위에 고여 있었다. 물처럼. 돌 위에 빛이 물처럼 고일 수 있다는 것을, 셀라는 처음 보았다. 빛이 고여 있는 제단석의 표면이 잔잔한 호수처럼 미세하게 흔들리고 있었다.</w:t>
       </w:r>
     </w:p>
     <w:p>
@@ -534,7 +534,7 @@
         <w:rPr>
           <w:sz w:val="22"/>
         </w:rPr>
-        <w:t>에밀리의 말이 끝나기 전이었다. 에밀리가 제단석 위에 손을 뻗었다. 빛에 닿는 순간, 제단석이 반응했다. 고여 있던 빛이 에밀리의 손가락을 타고 올라갔다. 에밀리의 눈이 커졌다.</w:t>
+        <w:t>에밀리의 말이 끝나기 전이었다. 에밀리가 제단석 위에 손을 뻗었다. 빛에 닿는 순간, 제단석이 반응했다. 고여 있던 빛이 에밀리의 손가락을 타고 올라갔다. 물이 모세관을 타고 오르듯, 빛이 에밀리의 손가락 마디마디를 감싸며 손목까지 차올랐다. 에밀리의 눈이 커졌다.</w:t>
       </w:r>
     </w:p>
     <w:p>
@@ -556,7 +556,7 @@
         <w:rPr>
           <w:sz w:val="22"/>
         </w:rPr>
-        <w:t>빛이 에밀리의 팔 전체를 감쌌다. 에밀리의 몸이 제단석 쪽으로 끌려갔다. 발이 땅에서 미끄러졌다. 에밀리가 셀라를 보았다. 반짝이던 초록 눈에 처음으로 공포가 있었다.</w:t>
+        <w:t>빛이 에밀리의 팔 전체를 감쌌다. 에밀리의 몸이 제단석 쪽으로 끌려갔다. 발이 땅에서 미끄러졌다. 운동화 밑창이 풀 위에서 긁히는 소리가 정적 속에서 비명처럼 날카로웠다. 에밀리가 셀라를 보았다. 반짝이던 초록 눈에 처음으로 공포가 있었다. 에밀리의 공포를 본 것은 처음이었다. 그것이 셀라의 겁보다 더 무서웠다.</w:t>
       </w:r>
     </w:p>
     <w:p>
@@ -578,51 +578,40 @@
         <w:rPr>
           <w:sz w:val="22"/>
         </w:rPr>
-        <w:t>셀라의 몸이 얼어붙었다. 다리가 돌처럼 굳었다. 도망쳐야 한다고 머리가 말했다. 저 빛이 무엇인지 모른다. 위험하다. 돌아서서 뛰어. 지금 당장.</w:t>
-      </w:r>
-    </w:p>
-    <w:p>
-      <w:pPr>
-        <w:ind w:firstLine="567"/>
-      </w:pPr>
-      <w:r>
-        <w:rPr>
-          <w:sz w:val="22"/>
-        </w:rPr>
-        <w:t>에밀리의 몸이 빛 속으로 빨려 들어가고 있었다. 허리까지. 에밀리의 손이 허공을 향해 뻗어 있었다. 아무것도 잡지 못하는 손.</w:t>
-      </w:r>
-    </w:p>
-    <w:p>
-      <w:pPr>
-        <w:ind w:firstLine="567"/>
-      </w:pPr>
-      <w:r>
-        <w:rPr>
-          <w:sz w:val="22"/>
-        </w:rPr>
-        <w:t>셀라는 뛰었다.</w:t>
-      </w:r>
-    </w:p>
-    <w:p>
-      <w:pPr>
-        <w:ind w:firstLine="567"/>
-      </w:pPr>
-      <w:r>
-        <w:rPr>
-          <w:sz w:val="22"/>
-        </w:rPr>
-        <w:t>생각하기 전에 몸이 움직였다. 겁이 사라진 것이 아니었다. 겁이 온몸을 채운 채로, 그 안에서 다리가 움직인 것이었다. 셀라는 에밀리의 손을 잡았다. 손가락에 힘을 주었다. 에밀리의 손이 뜨거웠다. 빛 때문인지, 에밀리의 체온 때문인지 알 수 없었다.</w:t>
-      </w:r>
-    </w:p>
-    <w:p>
-      <w:pPr>
-        <w:ind w:firstLine="567"/>
-      </w:pPr>
-      <w:r>
-        <w:rPr>
-          <w:sz w:val="22"/>
-        </w:rPr>
-        <w:t>빛이 셀라에게도 닿았다. 손목의 모반이 폭발하듯 빛났다. 다섯 개의 돌을 타고 빛의 기둥이 솟았다. 소리가 없었다. 소리 없는 폭발. 눈이 멀 것 같았다.</w:t>
+        <w:t>셀라의 몸이 얼어붙었다. 다리가 돌처럼 굳었다. 도망쳐야 한다고 머리가 말했다. 저 빛이 무엇인지 모른다. 위험하다. 돌아서서 뛰어. 지금 당장. 한 번도 본 적 없는 것에는 뛰어들지 마. 이것이 셀라가 열여덟 년 동안 따라온 규칙이었다.</w:t>
+      </w:r>
+    </w:p>
+    <w:p>
+      <w:pPr>
+        <w:ind w:firstLine="567"/>
+      </w:pPr>
+      <w:r>
+        <w:rPr>
+          <w:sz w:val="22"/>
+        </w:rPr>
+        <w:t>에밀리의 몸이 빛 속으로 빨려 들어가고 있었다. 허리까지. 에밀리의 손이 허공을 향해 뻗어 있었다. 아무것도 잡지 못하는 손. 손가락이 벌어져 있었다. 그 사이로 빛이 새어 나왔다.</w:t>
+      </w:r>
+    </w:p>
+    <w:p>
+      <w:pPr>
+        <w:ind w:firstLine="567"/>
+      </w:pPr>
+      <w:r>
+        <w:rPr>
+          <w:sz w:val="22"/>
+        </w:rPr>
+        <w:t>셀라는 뛰었다. 생각하기 전에 몸이 움직였다. 겁이 사라진 것이 아니었다. 겁이 온몸을 채운 채로, 그 안에서 다리가 움직인 것이었다. 겁쟁이의 용기는 겁 없는 사람의 그것과 다르다. 두려움을 모르는 것이 아니라, 두려움을 안고 뛰는 것이다. 셀라는 에밀리의 손을 잡았다. 손가락에 힘을 주었다. 에밀리의 손이 뜨거웠다. 빛 때문인지, 에밀리의 체온 때문인지 알 수 없었다. 중요하지 않았다. 잡은 것이 중요했다.</w:t>
+      </w:r>
+    </w:p>
+    <w:p>
+      <w:pPr>
+        <w:ind w:firstLine="567"/>
+      </w:pPr>
+      <w:r>
+        <w:rPr>
+          <w:sz w:val="22"/>
+        </w:rPr>
+        <w:t>빛이 셀라에게도 닿았다. 손목의 모반이 폭발하듯 빛났다. 다섯 개의 돌을 타고 빛의 기둥이 솟았다. 소리가 없었다. 소리 없는 폭발. 눈이 멀 것 같았다. 셀라는 눈을 감았지만 감은 눈꺼풀 너머로도 빛이 들어왔다. 뼈 안쪽까지 빛이 스며드는 것 같았다.</w:t>
       </w:r>
     </w:p>
     <w:p>
@@ -644,18 +633,18 @@
         <w:rPr>
           <w:sz w:val="22"/>
         </w:rPr>
-        <w:t>떨어지는 것인지 올라가는 것인지 알 수 없었다. 방향도 시간도 없었다. 있는 것은 에밀리의 손뿐이었다. 셀라는 놓지 않았다. 놓을 수 없었다. 이것만은 자기가 선택한 것이었으니까.</w:t>
-      </w:r>
-    </w:p>
-    <w:p>
-      <w:pPr>
-        <w:ind w:firstLine="567"/>
-      </w:pPr>
-      <w:r>
-        <w:rPr>
-          <w:sz w:val="22"/>
-        </w:rPr>
-        <w:t>그리고 멈추었다.</w:t>
+        <w:t>떨어지는 것인지 올라가는 것인지 알 수 없었다. 방향도 시간도 없었다. 위도 아래도 없는 공간에서 몸이 떠 있었다. 있는 것은 에밀리의 손뿐이었다. 손가락 사이의 압력, 손바닥의 온기, 손톱이 손등을 누르는 미세한 통증. 셀라는 놓지 않았다. 놓을 수 없었다. 이것만은 자기가 선택한 것이었으니까.</w:t>
+      </w:r>
+    </w:p>
+    <w:p>
+      <w:pPr>
+        <w:ind w:firstLine="567"/>
+      </w:pPr>
+      <w:r>
+        <w:rPr>
+          <w:sz w:val="22"/>
+        </w:rPr>
+        <w:t>그리고 세상이 멈추었다.</w:t>
       </w:r>
     </w:p>
     <w:p/>
@@ -690,29 +679,29 @@
         <w:rPr>
           <w:sz w:val="22"/>
         </w:rPr>
-        <w:t>하늘에 달이 있었다. 같은 보름달. 하지만 별의 위치가 달랐다. 풀에서 나는 냄새도 달랐다. 소금과 해초 대신, 이슬과 꿀과 무언가 빛나는 것의 냄새.</w:t>
-      </w:r>
-    </w:p>
-    <w:p>
-      <w:pPr>
-        <w:ind w:firstLine="567"/>
-      </w:pPr>
-      <w:r>
-        <w:rPr>
-          <w:sz w:val="22"/>
-        </w:rPr>
-        <w:t>셀라는 천천히 몸을 일으켰다. 오른손에 아직 에밀리의 손이 잡혀 있었다. 에밀리는 옆에 쓰러져 있었다. 눈을 감고 있었지만 숨은 쉬고 있었다.</w:t>
-      </w:r>
-    </w:p>
-    <w:p>
-      <w:pPr>
-        <w:ind w:firstLine="567"/>
-      </w:pPr>
-      <w:r>
-        <w:rPr>
-          <w:sz w:val="22"/>
-        </w:rPr>
-        <w:t>나무들이 서 있었다. 잎이 은빛이었다. 달빛을 받는 것이 아니라, 잎 자체가 빛을 내고 있었다. 공기 중에 작은 빛 입자들이 반딧불처럼 천천히 흘러가고 있었다. 태어나서 본 어떤 풍경보다 아름다웠다. 셀라의 입에서 숨이 새어 나왔다. 무서운 것도 잊고, 한 마디도 나오지 않는 순간이었다.</w:t>
+        <w:t>하늘에 달이 있었다. 같은 보름달. 하지만 별의 위치가 달랐다. 오리온이 없었다. 북극성이 없었다. 셀라가 이름을 아는 별이 하나도 없는 하늘이었다. 풀에서 나는 냄새도 달랐다. 소금과 해초 대신, 이슬과 꿀과 무언가 빛나는 것의 냄새. 빛에도 냄새가 있다면, 이런 냄새일 것이다. 달콤하고, 차갑고, 맑은.</w:t>
+      </w:r>
+    </w:p>
+    <w:p>
+      <w:pPr>
+        <w:ind w:firstLine="567"/>
+      </w:pPr>
+      <w:r>
+        <w:rPr>
+          <w:sz w:val="22"/>
+        </w:rPr>
+        <w:t>셀라는 천천히 몸을 일으켰다. 등이 젖어 있었다. 이슬이 옷을 적셔 체온을 빼앗고 있었다. 오른손에 아직 에밀리의 손이 잡혀 있었다. 에밀리는 옆에 쓰러져 있었다. 눈을 감고 있었지만 숨은 쉬고 있었다. 가슴이 오르내리는 것을 확인한 뒤에야 셀라의 심장이 한 박자 느려졌다.</w:t>
+      </w:r>
+    </w:p>
+    <w:p>
+      <w:pPr>
+        <w:ind w:firstLine="567"/>
+      </w:pPr>
+      <w:r>
+        <w:rPr>
+          <w:sz w:val="22"/>
+        </w:rPr>
+        <w:t>나무들이 서 있었다. 잎이 은빛이었다. 달빛을 받는 것이 아니라, 잎 자체가 빛을 내고 있었다. 수천, 수만 장의 잎이 제 빛으로 빛나며 머리 위에 은빛 천장을 이루고 있었다. 공기 중에 작은 빛 입자들이 반딧불처럼 천천히 흘러가고 있었다. 콘월의 여름밤에 본 반딧불과 비슷했지만 더 느렸다. 더 부드러웠다. 태어나서 본 어떤 풍경보다 아름다웠다. 셀라의 입에서 숨이 새어 나왔다. 무서운 것도 잊고, 한 마디도 나오지 않는 순간이었다. 아름다운 것에는 그런 힘이 있다. 다른 모든 것을 잠시 정지시키는 힘.</w:t>
       </w:r>
     </w:p>
     <w:p>
@@ -745,18 +734,18 @@
         <w:rPr>
           <w:sz w:val="22"/>
         </w:rPr>
-        <w:t>셀라가 대답하려는 순간, 숲 안쪽에서 소리가 들렸다. 낮고, 길고, 살아 있는 것의 소리. 으르렁거림. 나뭇가지가 부러지는 소리와 함께, 은빛 잎사귀들이 안쪽에서부터 흔들리기 시작했다. 무언가가 다가오고 있었다.</w:t>
-      </w:r>
-    </w:p>
-    <w:p>
-      <w:pPr>
-        <w:ind w:firstLine="567"/>
-      </w:pPr>
-      <w:r>
-        <w:rPr>
-          <w:sz w:val="22"/>
-        </w:rPr>
-        <w:t>셀라는 뒤를 돌아보았다. 크로우 서클의 돌도, 제단석도, 콘월의 밤하늘도 없었다. 그 자리에는 은빛 나무들만 빽빽하게 서 있었다.</w:t>
+        <w:t>셀라가 대답하려는 순간, 숲 안쪽에서 소리가 들렸다. 낮고, 길고, 살아 있는 것의 소리. 으르렁거림. 진동이 땅을 타고 올라와 셀라의 무릎까지 전해졌다. 나뭇가지가 부러지는 소리와 함께, 은빛 잎사귀들이 안쪽에서부터 흔들리기 시작했다. 잎이 떨어지며 회전하고, 빛 입자들이 흩어졌다. 무언가가 다가오고 있었다.</w:t>
+      </w:r>
+    </w:p>
+    <w:p>
+      <w:pPr>
+        <w:ind w:firstLine="567"/>
+      </w:pPr>
+      <w:r>
+        <w:rPr>
+          <w:sz w:val="22"/>
+        </w:rPr>
+        <w:t>셀라는 뒤를 돌아보았다. 크로우 서클의 돌도, 제단석도, 콘월의 밤하늘도 없었다. 그 자리에는 은빛 나무들만 빽빽하게 서 있었다. 돌아갈 문이 없었다.</w:t>
       </w:r>
     </w:p>
     <w:p>
@@ -778,7 +767,7 @@
         <w:rPr>
           <w:sz w:val="22"/>
         </w:rPr>
-        <w:t>손목의 모반이 아직 빛나고 있었다. 은빛 나뭇잎들과 같은 빛으로. 그리고 숲 안쪽의 으르렁거림이 한 발자국 더 가까워졌다.</w:t>
+        <w:t>손목의 모반이 아직 빛나고 있었다. 은빛 나뭇잎들과 같은 빛으로. 이 빛이 자기를 여기로 데려온 것인지, 아니면 여기에 반응하는 것인지 셀라는 알 수 없었다. 그리고 숲 안쪽의 으르렁거림이 한 발자국 더 가까워졌다.</w:t>
       </w:r>
     </w:p>
     <w:p>
@@ -2257,7 +2246,29 @@
         <w:rPr>
           <w:sz w:val="22"/>
         </w:rPr>
-        <w:t>그런데 이상한 일이 있었다. 손목의 모반이 특정 책에 가까이 가면 미세하게 반응했다. 따뜻해지거나, 미세하게 빛나거나, 약하게 당기는 감각. 나침반 바늘이 북쪽을 가리키듯, 모반이 특정 서가를 가리켰다. 관련 없는 책 앞에서는 아무 반응이 없었지만, 문에 대한 기록이 담긴 책이 가까이 있으면 피부 아래에서 작은 열이 올라왔다. 이 모반은 단순한 점이 아니었다. 무언가와 연결되어 있었다. 셀라는 그 반응을 따라가다 보니 서가의 가장 아래쪽, 먼지가 두껍게 쌓인 칸에 닿았다. 다른 책들은 가지런히 꽂혀 있었지만, 이 칸만 어지러웠다. 누군가가 급히 뒤졌다가 대충 밀어 넣은 것처럼. 흩어진 문서 사이에서 눈에 걸리는 것이 있었다. 봉투 하나. "변경지 너머 검은 탑과의 서신"이라고 적혀 있었고, 말로스의 인장이 찍혀 있었다. 셀라는 그것을 꺼내지 않았다. 위치만 기억해 두었다. 그 아래에서 오래된 양피지 뭉치 하나를 꺼냈다. 양피지가 낡아서 가장자리가 부서지고 있었다. 수백 년은 된 것 같았다. 조심스럽게 펼쳤다.</w:t>
+        <w:t>그런데 이상한 일이 있었다. 손목의 모반이 특정 책에 가까이 가면 미세하게 반응했다. 따뜻해지거나, 미세하게 빛나거나, 약하게 당기는 감각. 나침반 바늘이 북쪽을 가리키듯, 모반이 특정 서가를 가리켰다. 관련 없는 책 앞에서는 아무 반응이 없었지만, 문에 대한 기록이 담긴 책이 가까이 있으면 피부 아래에서 작은 열이 올라왔다. 이 모반은 단순한 점이 아니었다. 무언가와 연결되어 있었다. 셀라는 그 반응을 따라가다 보니 서가의 가장 아래쪽, 먼지가 두껍게 쌓인 칸에 닿았다. 다른 책들은 가지런히 꽂혀 있었지만, 이 칸만 어지러웠다. 누군가가 급히 뒤졌다가 대충 밀어 넣은 것처럼. 흩어진 문서 사이에서 눈에 걸리는 것이 있었다. 봉투 하나. "변경지 너머 검은 탑과의 서신"이라고 적혀 있었고, 말로스의 인장이 찍혀 있었다. 셀라는 그것을 꺼내지 않았다. 위치만 기억해 두었다.</w:t>
+      </w:r>
+    </w:p>
+    <w:p>
+      <w:pPr>
+        <w:ind w:firstLine="567"/>
+      </w:pPr>
+      <w:r>
+        <w:rPr>
+          <w:sz w:val="22"/>
+        </w:rPr>
+        <w:t>발자국 소리가 서가 바깥쪽 통로에서 들렸다. 가벼운 발걸음이었지만 일정했다. 사서나 학자의 걸음이 아니었다. 위치를 점검하는 걸음. 셀라는 봉투에서 손을 떼고 자세를 낮추었다. 발걸음이 통로 입구에서 한 박자 멈추었다가, 다시 멀어졌다. 누군가 도서관 안에 무엇이 있는지 확인한 것이었다. 자기를 확인했는지, 자기 위치를 확인했는지 셀라는 알 수 없었다. 한참을 기다렸다. 발소리가 완전히 사라진 뒤에야 손을 다시 뻗었다. 책장 사이의 공기가 아까보다 한 도쯤 차가워져 있었다.</w:t>
+      </w:r>
+    </w:p>
+    <w:p>
+      <w:pPr>
+        <w:ind w:firstLine="567"/>
+      </w:pPr>
+      <w:r>
+        <w:rPr>
+          <w:sz w:val="22"/>
+        </w:rPr>
+        <w:t>그 아래에서 오래된 양피지 뭉치 하나를 꺼냈다. 양피지가 낡아서 가장자리가 부서지고 있었다. 수백 년은 된 것 같았다. 조심스럽게 펼쳤다.</w:t>
       </w:r>
     </w:p>
     <w:p>
@@ -2943,7 +2954,7 @@
         <w:rPr>
           <w:sz w:val="22"/>
         </w:rPr>
-        <w:t>"에밀리, 이건 비밀인데." 라나가 어느 날 빨래를 널다가 말했다. 젖은 시트를 빨랫줄에 걸치면서, 목소리가 한 톤 낮아져 있었다. 주변을 둘러보았다. 빨래터에 다른 사람이 없는 것을 확인한 뒤. "문 이야기 알지? 너네가 건너온 문."</w:t>
+        <w:t>"에밀리, 이건 비밀인데." 라나가 어느 날 빨래를 널다가 말했다. 젖은 시트를 빨랫줄에 걸치면서, 목소리가 한 톤 낮아져 있었다. 주변을 둘러보았다. 빨래터 한쪽 끝에서 검은 외투의 누군가가 잠깐 멈춰 섰다가 다시 멀어지는 것이 보였다. 라나가 그 등을 한참 보다가, 사라진 뒤에야 입을 열었다. 빨래터에 다른 사람이 없는 것을 확인한 뒤. "문 이야기 알지? 너네가 건너온 문."</w:t>
       </w:r>
     </w:p>
     <w:p>

--- a/projects/셀라의 문/export/셀라의_문_베타보완본.docx
+++ b/projects/셀라의 문/export/셀라의_문_베타보완본.docx
@@ -28,7 +28,7 @@
           <w:color w:val="999999"/>
           <w:sz w:val="26"/>
         </w:rPr>
-        <w:t>베타리더 시뮬레이션 보완본 v4.1 (페이싱 + 한국 정체성 보강)</w:t>
+        <w:t>베타리더 시뮬레이션 보완본 v4.2 (감시 thread 통합)</w:t>
       </w:r>
     </w:p>
     <w:p>
@@ -2690,7 +2690,29 @@
         <w:rPr>
           <w:sz w:val="22"/>
         </w:rPr>
-        <w:t>그 말이 밤공기 속에 남았다. 벌레 소리 위에 얹혀서, 사라지지 않고 떠 있었다. 셀라는 레온의 얼굴을 보았다. 레온은 셀라를 보지 않고 호수를 보고 있었다. 훈련복이 아닌 평상복 위에 망토를 걸치고 있었고, 가슴판의 별 문양이 달빛에 희미하게 빛났다. 호수 위의 별. 그의 가문의 상징이 호수 위의 별이라는 것이 지금 이 장면과 겹쳤다. 호수 위의 달빛, 가슴 위의 별빛.</w:t>
+        <w:t>그 말이 밤공기 속에 남았다. 벌레 소리 위에 얹혀서, 사라지지 않고 떠 있었다. 셀라는 레온의 얼굴을 보았다. 레온은 셀라를 보지 않고 호수를 보고 있었다.</w:t>
+      </w:r>
+    </w:p>
+    <w:p>
+      <w:pPr>
+        <w:ind w:firstLine="567"/>
+      </w:pPr>
+      <w:r>
+        <w:rPr>
+          <w:sz w:val="22"/>
+        </w:rPr>
+        <w:t>정원 끝, 회양목 사이로 누군가가 한 박자 머물렀다가 사라지는 것이 보였다. 그림자였다. 윤곽이 사람의 모양이었지만 옷의 색은 어둠 속에서 읽히지 않았다. 셀라가 그것을 보았다. 레온은 호수를 보고 있었지만 검자루 가까이에 놓여 있던 손가락 마디가 한 번 굳어졌다 풀렸다. 두 사람 다 그 그림자를 본 것이었다. 두 사람 다 입에 담지 않았다. 그림자가 사라진 자리에는 회양목 잎의 흔들림만 남았고, 그 흔들림도 한 번 뒤에는 멈추었다.</w:t>
+      </w:r>
+    </w:p>
+    <w:p>
+      <w:pPr>
+        <w:ind w:firstLine="567"/>
+      </w:pPr>
+      <w:r>
+        <w:rPr>
+          <w:sz w:val="22"/>
+        </w:rPr>
+        <w:t>훈련복이 아닌 평상복 위에 망토를 걸치고 있었고, 가슴판의 별 문양이 달빛에 희미하게 빛났다. 호수 위의 별. 그의 가문의 상징이 호수 위의 별이라는 것이 지금 이 장면과 겹쳤다. 호수 위의 달빛, 가슴 위의 별빛.</w:t>
       </w:r>
     </w:p>
     <w:p>
@@ -2788,6 +2810,17 @@
           <w:sz w:val="22"/>
         </w:rPr>
         <w:t>에밀리는 거기서 아침을 보냈다. 생선을 파는 아주머니에게 웃으며 말을 걸었다. 아주머니의 손이 비늘을 벗기는 동작이 능숙했고, 에밀리는 그것을 보며 엄지를 치켜세웠다. 빵 가게 아저씨에게는 점퍼 지퍼를 올렸다 내렸다 하며 보여주었다. 지퍼라는 것이 이 세계에는 없었다. 아저씨가 금속 이빨이 맞물리는 것을 보고 눈을 크게 뜨자, 에밀리가 웃었고, 아저씨도 웃었다. 웃음은 번역이 필요 없는 말이었다.</w:t>
+      </w:r>
+    </w:p>
+    <w:p>
+      <w:pPr>
+        <w:ind w:firstLine="567"/>
+      </w:pPr>
+      <w:r>
+        <w:rPr>
+          <w:sz w:val="22"/>
+        </w:rPr>
+        <w:t>한 번, 시장 한쪽 통로 끝에서 누군가가 잠깐 멈춰 서서 에밀리 쪽을 보다가 다시 사라지는 것을 에밀리는 시선의 끝으로 보았다. 시장에는 새로 온 이방인을 구경하는 시선이 일주일 내내 있어 왔다 — 에밀리는 그것을 그런 시선들 중 하나로 분류하고 잊었다. 분류가 틀렸다는 것을 알아채는 데는 며칠이 더 필요했다.</w:t>
       </w:r>
     </w:p>
     <w:p>

--- a/projects/셀라의 문/export/셀라의_문_베타보완본.docx
+++ b/projects/셀라의 문/export/셀라의_문_베타보완본.docx
@@ -28,7 +28,7 @@
           <w:color w:val="999999"/>
           <w:sz w:val="26"/>
         </w:rPr>
-        <w:t>베타리더 시뮬레이션 보완본 v4.2 (감시 thread 통합)</w:t>
+        <w:t>최종 베타보완본 v4.3 (proofread 반영)</w:t>
       </w:r>
     </w:p>
     <w:p>
@@ -831,7 +831,7 @@
         <w:rPr>
           <w:sz w:val="22"/>
         </w:rPr>
-        <w:t>"셀, 저거 뭐야." 에밀리의 목소리가 아까와 달랐다. 장난기가 완전히 사라진, 건조하고 낮은 목소리. 목소리 끝이 잘려 있었다. 말을 더 하면 비명이 될 것을 스스로 알고 자른 것이다. 에밀리가 이 톤으로 말하는 것은 드물었다. 진짜 무서울 때만. 열두 살 때 절벽 아래에서 파도에 휩쓸릴 뻔한 이후로, 셀라가 기억하는 한 두 번째였다.</w:t>
+        <w:t>"셀, 저거 뭐야." 에밀리의 목소리가 아까와 달랐다. 장난기가 완전히 사라진, 건조하고 낮은 목소리. 목소리 끝이 잘려 있었다. 말을 더 하면 비명이 될 것을 스스로 알고 자른 것이다. 에밀리가 이 톤으로 말하는 것은 드물었다. 진짜 무서울 때만. 열두 살 때 절벽 아래에서 파도에 휩쓸릴 뻔한 이후로, 셀라가 기억하는 한, 두 번째였다.</w:t>
       </w:r>
     </w:p>
     <w:p>
@@ -2701,7 +2701,7 @@
         <w:rPr>
           <w:sz w:val="22"/>
         </w:rPr>
-        <w:t>정원 끝, 회양목 사이로 누군가가 한 박자 머물렀다가 사라지는 것이 보였다. 그림자였다. 윤곽이 사람의 모양이었지만 옷의 색은 어둠 속에서 읽히지 않았다. 셀라가 그것을 보았다. 레온은 호수를 보고 있었지만 검자루 가까이에 놓여 있던 손가락 마디가 한 번 굳어졌다 풀렸다. 두 사람 다 그 그림자를 본 것이었다. 두 사람 다 입에 담지 않았다. 그림자가 사라진 자리에는 회양목 잎의 흔들림만 남았고, 그 흔들림도 한 번 뒤에는 멈추었다.</w:t>
+        <w:t>정원 끝, 회양목 사이로 누군가가 한 박자 머물렀다가 사라지는 것이 보였다. 그림자였다. 윤곽이 사람의 모양이었지만 옷의 색은 어둠 속에서 읽히지 않았다. 셀라가 그것을 보았다. 레온은 호수를 보고 있었지만 검자루 가까이에 놓여 있던 손가락 마디가 한 번 굳어졌다 풀렸다. 두 사람 다 그 그림자를 본 것이었다. 두 사람 다 입에 담지 않았다. 그림자가 사라진 자리에는 회양목 잎의 흔들림만 남았고, 그 흔들림도 한 박자 뒤에는 멈추었다.</w:t>
       </w:r>
     </w:p>
     <w:p>
@@ -3964,7 +3964,7 @@
         <w:rPr>
           <w:sz w:val="22"/>
         </w:rPr>
-        <w:t>"어젯밤 일을 들었습니다." 말로스가 의자를 당겨 침대 옆에 앉으며 말했다. 의자를 끄는 소리가 나지 않았다. 바닥에서 들어 옮긴 것이다. 소음을 만들지 않는 사람. 목소리가 낮고 부드러웠다. 아버지처럼. 셀라의 아버지가 이런 목소리였는지 기억이 흐릿했다. 열두 살 이후로 직접 들은 적이 없었다. 전화 너머의 소리는 기억이 있었지만, 그것은 기계를 통과한 것이었고, 진짜 목소리는 해마다 조금씩 지워졌다. 하지만 이런 느낌이었을 것이다. 낮고, 따뜻하고, 안심을 주는. 아빠는 셀라가 어렸을 때 한국말로 자장가를 불러 준 적이 있었다. 가사는 거의 잊었지만 후렴 한 소절이 몸 안에 남아 있었다 — 잘 자라 우리 아가. 멜로디만은 사라지지 않고 갈비뼈 안쪽에 들러붙어 있었다. 들어 본 적 없는 언어가 몸 안에 남아 있다는 것은 셀라가 어디에도 완전히 속하지 못하는 또 하나의 이유였다. "힘든 일이었겠지요."</w:t>
+        <w:t>"어젯밤 일을 들었습니다." 말로스가 의자를 당겨 침대 옆에 앉으며 말했다. 의자를 끄는 소리가 나지 않았다. 바닥에서 들어 옮긴 것이다. 소음을 만들지 않는 사람. 목소리가 낮고 부드러웠다. 아버지처럼. 셀라의 아버지가 이런 목소리였는지 기억이 흐릿했다. 열두 살 이후로 직접 들은 적이 없었다. 전화 너머의 소리는 기억이 있었지만, 그것은 기계를 통과한 것이었고, 진짜 목소리는 해마다 조금씩 지워졌다. 하지만 이런 느낌이었을 것이다. 낮고, 따뜻하고, 안심을 주는. 아빠는 셀라가 어렸을 때 한국말로 자장가를 불러 준 적이 있었다. 가사는 거의 잊었지만 후렴 한 소절이 몸 안에 남아 있었다 — 잘 자라 우리 아가. 멜로디만은 사라지지 않고 갈비뼈 안쪽에 들러붙어 있었다. 쓸 줄 모르는 언어가 몸 안에 남아 있다는 것은 셀라가 어디에도 완전히 속하지 못하는 또 하나의 이유였다. "힘든 일이었겠지요."</w:t>
       </w:r>
     </w:p>
     <w:p>

--- a/projects/셀라의 문/export/셀라의_문_베타보완본.docx
+++ b/projects/셀라의 문/export/셀라의_문_베타보완본.docx
@@ -28,7 +28,125 @@
           <w:color w:val="999999"/>
           <w:sz w:val="26"/>
         </w:rPr>
-        <w:t>최종 베타보완본 v4.3 (proofread 반영)</w:t>
+        <w:t>v4.4 (프롤로그 + v3 약점 4건 보완)</w:t>
+      </w:r>
+    </w:p>
+    <w:p>
+      <w:r>
+        <w:br w:type="page"/>
+      </w:r>
+    </w:p>
+    <w:p/>
+    <w:p>
+      <w:pPr>
+        <w:jc w:val="center"/>
+      </w:pPr>
+      <w:r>
+        <w:rPr>
+          <w:b/>
+          <w:sz w:val="36"/>
+        </w:rPr>
+        <w:t>프롤로그</w:t>
+      </w:r>
+    </w:p>
+    <w:p/>
+    <w:p>
+      <w:pPr>
+        <w:ind w:firstLine="567"/>
+      </w:pPr>
+      <w:r>
+        <w:rPr>
+          <w:sz w:val="22"/>
+        </w:rPr>
+        <w:t>700년 전, 은빛 숲에 문이 한 번 열린 적이 있었다.</w:t>
+      </w:r>
+    </w:p>
+    <w:p>
+      <w:pPr>
+        <w:ind w:firstLine="567"/>
+      </w:pPr>
+      <w:r>
+        <w:rPr>
+          <w:sz w:val="22"/>
+        </w:rPr>
+        <w:t>문 앞에 한 사람이 서 있었다. 다른 세계에서 온 전사. 손목 안쪽에 초승달 모양의 모반이 은빛으로 빛나고 있었다. 왕국을 구한 손이었고, 같은 손으로 이제 문을 열어 돌아가려 하고 있었다.</w:t>
+      </w:r>
+    </w:p>
+    <w:p>
+      <w:pPr>
+        <w:ind w:firstLine="567"/>
+      </w:pPr>
+      <w:r>
+        <w:rPr>
+          <w:sz w:val="22"/>
+        </w:rPr>
+        <w:t>뒤에서 마법사가 물었다.</w:t>
+      </w:r>
+    </w:p>
+    <w:p>
+      <w:pPr>
+        <w:ind w:firstLine="567"/>
+      </w:pPr>
+      <w:r>
+        <w:rPr>
+          <w:sz w:val="22"/>
+        </w:rPr>
+        <w:t>"왜 떠나십니까. 이 왕국이 당신을 신으로 모실 텐데요."</w:t>
+      </w:r>
+    </w:p>
+    <w:p>
+      <w:pPr>
+        <w:ind w:firstLine="567"/>
+      </w:pPr>
+      <w:r>
+        <w:rPr>
+          <w:sz w:val="22"/>
+        </w:rPr>
+        <w:t>전사는 대답하지 않았다. 모반에서 금빛이 솟아오르며 공기가 갈라졌고, 그 틈 너머에서 다른 세계의 바람이 흘러들었다. 소금과 해초와 젖은 돌의 냄새. 마법사가 한 번도 맡아 본 적 없는 새벽 냄새였다.</w:t>
+      </w:r>
+    </w:p>
+    <w:p>
+      <w:pPr>
+        <w:ind w:firstLine="567"/>
+      </w:pPr>
+      <w:r>
+        <w:rPr>
+          <w:sz w:val="22"/>
+        </w:rPr>
+        <w:t>"여기는 제 자리가 아닙니다."</w:t>
+      </w:r>
+    </w:p>
+    <w:p>
+      <w:pPr>
+        <w:ind w:firstLine="567"/>
+      </w:pPr>
+      <w:r>
+        <w:rPr>
+          <w:sz w:val="22"/>
+        </w:rPr>
+        <w:t>전사가 문을 통과하자 빛이 닫혔다. 모반의 잔상만이 한 박자 공기 중에 머물렀다가 사라졌다. 마법사는 그 자리에 서서 한참을 보았다. 다음 문이 열리는 것이 언제일지, 누가 그 앞에 설지, 아무도 알지 못했다.</w:t>
+      </w:r>
+    </w:p>
+    <w:p>
+      <w:pPr>
+        <w:ind w:firstLine="567"/>
+      </w:pPr>
+      <w:r>
+        <w:rPr>
+          <w:sz w:val="22"/>
+        </w:rPr>
+        <w:t>다음 문이 열린 것은 700년 뒤였다.</w:t>
+      </w:r>
+    </w:p>
+    <w:p>
+      <w:pPr>
+        <w:ind w:firstLine="567"/>
+      </w:pPr>
+      <w:r>
+        <w:rPr>
+          <w:sz w:val="22"/>
+        </w:rPr>
+        <w:t>그때 문 앞에 선 사람의 손목에도, 같은 모양의 모반이 있었다. 다만 그 사람은 자기가 그 자리에 설 줄을 몰랐다.</w:t>
       </w:r>
     </w:p>
     <w:p>
@@ -58,7 +176,7 @@
           <w:b/>
           <w:sz w:val="36"/>
         </w:rPr>
-        <w:t>**제목**: 서클</w:t>
+        <w:t>서클</w:t>
       </w:r>
     </w:p>
     <w:p/>
@@ -600,7 +718,7 @@
         <w:rPr>
           <w:sz w:val="22"/>
         </w:rPr>
-        <w:t>셀라는 뛰었다. 생각하기 전에 몸이 움직였다. 겁이 사라진 것이 아니었다. 겁이 온몸을 채운 채로, 그 안에서 다리가 움직인 것이었다. 겁쟁이의 용기는 겁 없는 사람의 그것과 다르다. 두려움을 모르는 것이 아니라, 두려움을 안고 뛰는 것이다. 셀라는 에밀리의 손을 잡았다. 손가락에 힘을 주었다. 에밀리의 손이 뜨거웠다. 빛 때문인지, 에밀리의 체온 때문인지 알 수 없었다. 중요하지 않았다. 잡은 것이 중요했다.</w:t>
+        <w:t>셀라는 뛰었다. 생각하기 전에 몸이 움직였다. 겁이 사라진 것이 아니었다. 겁이 온몸을 채운 채로, 그 안에서 다리가 움직인 것이었다. 셀라는 에밀리의 손을 잡았다. 손가락에 힘을 주었다. 에밀리의 손이 뜨거웠다. 빛 때문인지, 에밀리의 체온 때문인지 알 수 없었다. 중요하지 않았다. 잡은 것이 중요했다.</w:t>
       </w:r>
     </w:p>
     <w:p>
@@ -797,7 +915,7 @@
           <w:b/>
           <w:sz w:val="36"/>
         </w:rPr>
-        <w:t>**제목**: 은빛 숲</w:t>
+        <w:t>은빛 숲</w:t>
       </w:r>
     </w:p>
     <w:p/>
@@ -1345,7 +1463,7 @@
           <w:b/>
           <w:sz w:val="36"/>
         </w:rPr>
-        <w:t>**제목**: 빛의 도시</w:t>
+        <w:t>빛의 도시</w:t>
       </w:r>
     </w:p>
     <w:p/>
@@ -1752,7 +1870,7 @@
           <w:b/>
           <w:sz w:val="36"/>
         </w:rPr>
-        <w:t>**제목**: 고대 형태</w:t>
+        <w:t>고대 형태</w:t>
       </w:r>
     </w:p>
     <w:p/>
@@ -2201,7 +2319,7 @@
           <w:b/>
           <w:sz w:val="36"/>
         </w:rPr>
-        <w:t>**제목**: 손님과 도구</w:t>
+        <w:t>손님과 도구</w:t>
       </w:r>
     </w:p>
     <w:p/>
@@ -2764,7 +2882,7 @@
           <w:b/>
           <w:sz w:val="36"/>
         </w:rPr>
-        <w:t>**제목**: 에밀리의 귀</w:t>
+        <w:t>에밀리의 귀</w:t>
       </w:r>
     </w:p>
     <w:p/>
@@ -3391,7 +3509,7 @@
           <w:b/>
           <w:sz w:val="36"/>
         </w:rPr>
-        <w:t>**제목**: 폭주</w:t>
+        <w:t>폭주</w:t>
       </w:r>
     </w:p>
     <w:p/>
@@ -3919,7 +4037,7 @@
           <w:b/>
           <w:sz w:val="36"/>
         </w:rPr>
-        <w:t>**제목**: 새장</w:t>
+        <w:t>새장</w:t>
       </w:r>
     </w:p>
     <w:p/>
@@ -4471,7 +4589,7 @@
           <w:b/>
           <w:sz w:val="36"/>
         </w:rPr>
-        <w:t>**제목**: 겁쟁이의 선택</w:t>
+        <w:t>겁쟁이의 선택</w:t>
       </w:r>
     </w:p>
     <w:p/>
@@ -4854,7 +4972,7 @@
           <w:b/>
           <w:sz w:val="36"/>
         </w:rPr>
-        <w:t>**제목**: 달빛 작전</w:t>
+        <w:t>달빛 작전</w:t>
       </w:r>
     </w:p>
     <w:p/>
@@ -5371,7 +5489,7 @@
           <w:b/>
           <w:sz w:val="36"/>
         </w:rPr>
-        <w:t>**제목**: 겁쟁이의 빛</w:t>
+        <w:t>겁쟁이의 빛</w:t>
       </w:r>
     </w:p>
     <w:p/>
@@ -5831,7 +5949,7 @@
           <w:b/>
           <w:sz w:val="36"/>
         </w:rPr>
-        <w:t>**제목**: 문 앞에서</w:t>
+        <w:t>문 앞에서</w:t>
       </w:r>
     </w:p>
     <w:p/>
@@ -6131,7 +6249,7 @@
         <w:rPr>
           <w:sz w:val="22"/>
         </w:rPr>
-        <w:t>둘 다 그것을 말하지 않기로 했다. 지금은.</w:t>
+        <w:t>둘 다 그것을 말하지 않기로 했다. 지금은. 회피가 아니라 선택이었다. 어떤 것은 말하지 않는 편이 더 정직한 때가 있다는 것을 두 사람 다 알았다. 그 말의 자리는 다른 날이었다. 다른 문 앞이었다.</w:t>
       </w:r>
     </w:p>
     <w:p>
@@ -6232,7 +6350,29 @@
         <w:rPr>
           <w:sz w:val="22"/>
         </w:rPr>
-        <w:t>셀라는 손목을 내밀었다. 눈을 감았다. 모반에서 금빛이 뻗어 나갔다. 보이지 않는 벽에 닿았다. 자물쇠에 열쇠가 맞물리듯, 빛이 공기의 결을 타고 퍼지며 원형의 윤곽을 그렸다.</w:t>
+        <w:t>셀라는 손목을 내밀었다. 눈을 감았다. 무엇을 떠올려야 빛이 흐를지 셀라는 알고 있었다. 훈련장에서 깨달은 규칙. 분노로는 흐르지 않고, 지키려는 마음으로는 흐른다. 그러나 이번에는 지킬 사람이 옆에 없었다. 두 세계 사이의 빈 공간 위에서 셀라는 다른 것을 떠올렸다.</w:t>
+      </w:r>
+    </w:p>
+    <w:p>
+      <w:pPr>
+        <w:ind w:firstLine="567"/>
+      </w:pPr>
+      <w:r>
+        <w:rPr>
+          <w:sz w:val="22"/>
+        </w:rPr>
+        <w:t>엄마의 도시락 뚜껑 안쪽에 적힌 두 글자. 한국어로 적힌 두 글자. 그 두 글자가 갈비뼈 안쪽에서 자장가의 멜로디와 함께 흔들렸다. 콘월의 짠맛과 한국의 단맛이 동시에 떠올랐다. 어디에도 속하지 못한다고 느꼈던 두 가지가, 지금은 셀라의 안에서 같은 자리에 놓여 있었다.</w:t>
+      </w:r>
+    </w:p>
+    <w:p>
+      <w:pPr>
+        <w:ind w:firstLine="567"/>
+      </w:pPr>
+      <w:r>
+        <w:rPr>
+          <w:sz w:val="22"/>
+        </w:rPr>
+        <w:t>모반에서 금빛이 뻗어 나갔다. 보이지 않는 벽에 닿았다. 자물쇠에 열쇠가 맞물리듯, 빛이 공기의 결을 타고 퍼지며 원형의 윤곽을 그렸다. 두 언어 사이에 끼어 있던 자기가 두 세계 사이의 문을 여는 사람이라는 것을, 셀라는 그제야 알았다.</w:t>
       </w:r>
     </w:p>
     <w:p>
